--- a/IRTripwire/IR_Detector.docx
+++ b/IRTripwire/IR_Detector.docx
@@ -99,6 +99,14 @@
       </w:pPr>
       <w:r>
         <w:t>- IR Receiver Module</w:t>
+      </w:r>
+    </w:p>
+    <w:p>
+      <w:pPr>
+        <w:spacing w:after="40"/>
+      </w:pPr>
+      <w:r>
+        <w:t>- IR bulb/Remote</w:t>
       </w:r>
     </w:p>
     <w:p>
@@ -652,6 +660,7 @@
                 <w:color w:val="569CD6"/>
                 <w:sz w:val="20"/>
               </w:rPr>
+              <w:lastRenderedPageBreak/>
               <w:t>void</w:t>
             </w:r>
             <w:r>
@@ -689,7 +698,6 @@
                 <w:color w:val="D6D6D6"/>
                 <w:sz w:val="20"/>
               </w:rPr>
-              <w:lastRenderedPageBreak/>
               <w:t xml:space="preserve">  </w:t>
             </w:r>
             <w:r>
